--- a/Наладчик контрольно-измерительных приборов и автоматики/профессиональной переподготовки 14919 Наладчик контрольно-измерительных приборов и автоматики/Лекции ОП.08. Основы программируемых логических контроллеров (ПЛК) и SCADA-систем.docx
+++ b/Наладчик контрольно-измерительных приборов и автоматики/профессиональной переподготовки 14919 Наладчик контрольно-измерительных приборов и автоматики/Лекции ОП.08. Основы программируемых логических контроллеров (ПЛК) и SCADA-систем.docx
@@ -252,6 +252,1128 @@
           <w:sz w:val="28"/>
         </w:rPr>
         <w:t>При наладке ПЛК наладчик использует функции принудительного управления (Force) для проверки работы выходов без участия программы, режим мониторинга для наблюдения за ходом выполнения программы, и точек останова (Breakpoint) для приостановки выполнения в заданных местах. Все изменения, вносимые в программу при наладке, документируются и согласовываются с проектировщиком. По завершении наладки создаётся архивная копия программы.</w:t>
+      </w:r>
+    </w:p>
+    <w:p>
+      <w:r>
+        <w:rPr>
+          <w:b/>
+          <w:sz w:val="22"/>
+        </w:rPr>
+        <w:t>Таблица 1. Сравнение популярных ПЛК</w:t>
+      </w:r>
+    </w:p>
+    <w:tbl>
+      <w:tblPr>
+        <w:tblStyle w:val="TableGrid"/>
+        <w:tblW w:type="auto" w:w="0"/>
+        <w:jc w:val="center"/>
+        <w:tblLook w:firstColumn="1" w:firstRow="1" w:lastColumn="0" w:lastRow="0" w:noHBand="0" w:noVBand="1" w:val="04A0"/>
+      </w:tblPr>
+      <w:tblGrid>
+        <w:gridCol w:w="1871"/>
+        <w:gridCol w:w="1871"/>
+        <w:gridCol w:w="1871"/>
+        <w:gridCol w:w="1871"/>
+        <w:gridCol w:w="1871"/>
+      </w:tblGrid>
+      <w:tr>
+        <w:tc>
+          <w:tcPr>
+            <w:tcW w:type="dxa" w:w="1871"/>
+            <w:shd w:fill="1a5276" w:val="clear"/>
+          </w:tcPr>
+          <w:p>
+            <w:pPr>
+              <w:jc w:val="center"/>
+            </w:pPr>
+            <w:r/>
+            <w:r>
+              <w:rPr>
+                <w:b/>
+                <w:color w:val="FFFFFF"/>
+                <w:sz w:val="18"/>
+              </w:rPr>
+              <w:t>ПЛК</w:t>
+            </w:r>
+          </w:p>
+        </w:tc>
+        <w:tc>
+          <w:tcPr>
+            <w:tcW w:type="dxa" w:w="1871"/>
+            <w:shd w:fill="1a5276" w:val="clear"/>
+          </w:tcPr>
+          <w:p>
+            <w:pPr>
+              <w:jc w:val="center"/>
+            </w:pPr>
+            <w:r/>
+            <w:r>
+              <w:rPr>
+                <w:b/>
+                <w:color w:val="FFFFFF"/>
+                <w:sz w:val="18"/>
+              </w:rPr>
+              <w:t>Производитель</w:t>
+            </w:r>
+          </w:p>
+        </w:tc>
+        <w:tc>
+          <w:tcPr>
+            <w:tcW w:type="dxa" w:w="1871"/>
+            <w:shd w:fill="1a5276" w:val="clear"/>
+          </w:tcPr>
+          <w:p>
+            <w:pPr>
+              <w:jc w:val="center"/>
+            </w:pPr>
+            <w:r/>
+            <w:r>
+              <w:rPr>
+                <w:b/>
+                <w:color w:val="FFFFFF"/>
+                <w:sz w:val="18"/>
+              </w:rPr>
+              <w:t>Число I/O</w:t>
+            </w:r>
+          </w:p>
+        </w:tc>
+        <w:tc>
+          <w:tcPr>
+            <w:tcW w:type="dxa" w:w="1871"/>
+            <w:shd w:fill="1a5276" w:val="clear"/>
+          </w:tcPr>
+          <w:p>
+            <w:pPr>
+              <w:jc w:val="center"/>
+            </w:pPr>
+            <w:r/>
+            <w:r>
+              <w:rPr>
+                <w:b/>
+                <w:color w:val="FFFFFF"/>
+                <w:sz w:val="18"/>
+              </w:rPr>
+              <w:t>Языки МЭК 61131-3</w:t>
+            </w:r>
+          </w:p>
+        </w:tc>
+        <w:tc>
+          <w:tcPr>
+            <w:tcW w:type="dxa" w:w="1871"/>
+            <w:shd w:fill="1a5276" w:val="clear"/>
+          </w:tcPr>
+          <w:p>
+            <w:pPr>
+              <w:jc w:val="center"/>
+            </w:pPr>
+            <w:r/>
+            <w:r>
+              <w:rPr>
+                <w:b/>
+                <w:color w:val="FFFFFF"/>
+                <w:sz w:val="18"/>
+              </w:rPr>
+              <w:t>Сфера применения</w:t>
+            </w:r>
+          </w:p>
+        </w:tc>
+      </w:tr>
+      <w:tr>
+        <w:tc>
+          <w:tcPr>
+            <w:tcW w:type="dxa" w:w="1871"/>
+          </w:tcPr>
+          <w:p>
+            <w:r/>
+            <w:r>
+              <w:rPr>
+                <w:sz w:val="18"/>
+              </w:rPr>
+              <w:t>SIMATIC S7-1200</w:t>
+            </w:r>
+          </w:p>
+        </w:tc>
+        <w:tc>
+          <w:tcPr>
+            <w:tcW w:type="dxa" w:w="1871"/>
+          </w:tcPr>
+          <w:p>
+            <w:r/>
+            <w:r>
+              <w:rPr>
+                <w:sz w:val="18"/>
+              </w:rPr>
+              <w:t>Siemens</w:t>
+            </w:r>
+          </w:p>
+        </w:tc>
+        <w:tc>
+          <w:tcPr>
+            <w:tcW w:type="dxa" w:w="1871"/>
+          </w:tcPr>
+          <w:p>
+            <w:r/>
+            <w:r>
+              <w:rPr>
+                <w:sz w:val="18"/>
+              </w:rPr>
+              <w:t>до 284</w:t>
+            </w:r>
+          </w:p>
+        </w:tc>
+        <w:tc>
+          <w:tcPr>
+            <w:tcW w:type="dxa" w:w="1871"/>
+          </w:tcPr>
+          <w:p>
+            <w:r/>
+            <w:r>
+              <w:rPr>
+                <w:sz w:val="18"/>
+              </w:rPr>
+              <w:t>LAD, FBD, SCL</w:t>
+            </w:r>
+          </w:p>
+        </w:tc>
+        <w:tc>
+          <w:tcPr>
+            <w:tcW w:type="dxa" w:w="1871"/>
+          </w:tcPr>
+          <w:p>
+            <w:r/>
+            <w:r>
+              <w:rPr>
+                <w:sz w:val="18"/>
+              </w:rPr>
+              <w:t>Универсальная автоматизация</w:t>
+            </w:r>
+          </w:p>
+        </w:tc>
+      </w:tr>
+      <w:tr>
+        <w:tc>
+          <w:tcPr>
+            <w:tcW w:type="dxa" w:w="1871"/>
+            <w:shd w:fill="d4e6f1" w:val="clear"/>
+          </w:tcPr>
+          <w:p>
+            <w:r/>
+            <w:r>
+              <w:rPr>
+                <w:sz w:val="18"/>
+              </w:rPr>
+              <w:t>LOGO!</w:t>
+            </w:r>
+          </w:p>
+        </w:tc>
+        <w:tc>
+          <w:tcPr>
+            <w:tcW w:type="dxa" w:w="1871"/>
+            <w:shd w:fill="d4e6f1" w:val="clear"/>
+          </w:tcPr>
+          <w:p>
+            <w:r/>
+            <w:r>
+              <w:rPr>
+                <w:sz w:val="18"/>
+              </w:rPr>
+              <w:t>Siemens</w:t>
+            </w:r>
+          </w:p>
+        </w:tc>
+        <w:tc>
+          <w:tcPr>
+            <w:tcW w:type="dxa" w:w="1871"/>
+            <w:shd w:fill="d4e6f1" w:val="clear"/>
+          </w:tcPr>
+          <w:p>
+            <w:r/>
+            <w:r>
+              <w:rPr>
+                <w:sz w:val="18"/>
+              </w:rPr>
+              <w:t>до 24</w:t>
+            </w:r>
+          </w:p>
+        </w:tc>
+        <w:tc>
+          <w:tcPr>
+            <w:tcW w:type="dxa" w:w="1871"/>
+            <w:shd w:fill="d4e6f1" w:val="clear"/>
+          </w:tcPr>
+          <w:p>
+            <w:r/>
+            <w:r>
+              <w:rPr>
+                <w:sz w:val="18"/>
+              </w:rPr>
+              <w:t>FBD, LAD</w:t>
+            </w:r>
+          </w:p>
+        </w:tc>
+        <w:tc>
+          <w:tcPr>
+            <w:tcW w:type="dxa" w:w="1871"/>
+            <w:shd w:fill="d4e6f1" w:val="clear"/>
+          </w:tcPr>
+          <w:p>
+            <w:r/>
+            <w:r>
+              <w:rPr>
+                <w:sz w:val="18"/>
+              </w:rPr>
+              <w:t>Малые задачи автоматизации</w:t>
+            </w:r>
+          </w:p>
+        </w:tc>
+      </w:tr>
+      <w:tr>
+        <w:tc>
+          <w:tcPr>
+            <w:tcW w:type="dxa" w:w="1871"/>
+          </w:tcPr>
+          <w:p>
+            <w:r/>
+            <w:r>
+              <w:rPr>
+                <w:sz w:val="18"/>
+              </w:rPr>
+              <w:t>M340</w:t>
+            </w:r>
+          </w:p>
+        </w:tc>
+        <w:tc>
+          <w:tcPr>
+            <w:tcW w:type="dxa" w:w="1871"/>
+          </w:tcPr>
+          <w:p>
+            <w:r/>
+            <w:r>
+              <w:rPr>
+                <w:sz w:val="18"/>
+              </w:rPr>
+              <w:t>Schneider Electric</w:t>
+            </w:r>
+          </w:p>
+        </w:tc>
+        <w:tc>
+          <w:tcPr>
+            <w:tcW w:type="dxa" w:w="1871"/>
+          </w:tcPr>
+          <w:p>
+            <w:r/>
+            <w:r>
+              <w:rPr>
+                <w:sz w:val="18"/>
+              </w:rPr>
+              <w:t>до 1024</w:t>
+            </w:r>
+          </w:p>
+        </w:tc>
+        <w:tc>
+          <w:tcPr>
+            <w:tcW w:type="dxa" w:w="1871"/>
+          </w:tcPr>
+          <w:p>
+            <w:r/>
+            <w:r>
+              <w:rPr>
+                <w:sz w:val="18"/>
+              </w:rPr>
+              <w:t>LD, FBD, ST, IL, SFC</w:t>
+            </w:r>
+          </w:p>
+        </w:tc>
+        <w:tc>
+          <w:tcPr>
+            <w:tcW w:type="dxa" w:w="1871"/>
+          </w:tcPr>
+          <w:p>
+            <w:r/>
+            <w:r>
+              <w:rPr>
+                <w:sz w:val="18"/>
+              </w:rPr>
+              <w:t>Средние и крупные объекты</w:t>
+            </w:r>
+          </w:p>
+        </w:tc>
+      </w:tr>
+      <w:tr>
+        <w:tc>
+          <w:tcPr>
+            <w:tcW w:type="dxa" w:w="1871"/>
+            <w:shd w:fill="d4e6f1" w:val="clear"/>
+          </w:tcPr>
+          <w:p>
+            <w:r/>
+            <w:r>
+              <w:rPr>
+                <w:sz w:val="18"/>
+              </w:rPr>
+              <w:t>Delta DVP</w:t>
+            </w:r>
+          </w:p>
+        </w:tc>
+        <w:tc>
+          <w:tcPr>
+            <w:tcW w:type="dxa" w:w="1871"/>
+            <w:shd w:fill="d4e6f1" w:val="clear"/>
+          </w:tcPr>
+          <w:p>
+            <w:r/>
+            <w:r>
+              <w:rPr>
+                <w:sz w:val="18"/>
+              </w:rPr>
+              <w:t>Delta</w:t>
+            </w:r>
+          </w:p>
+        </w:tc>
+        <w:tc>
+          <w:tcPr>
+            <w:tcW w:type="dxa" w:w="1871"/>
+            <w:shd w:fill="d4e6f1" w:val="clear"/>
+          </w:tcPr>
+          <w:p>
+            <w:r/>
+            <w:r>
+              <w:rPr>
+                <w:sz w:val="18"/>
+              </w:rPr>
+              <w:t>до 480</w:t>
+            </w:r>
+          </w:p>
+        </w:tc>
+        <w:tc>
+          <w:tcPr>
+            <w:tcW w:type="dxa" w:w="1871"/>
+            <w:shd w:fill="d4e6f1" w:val="clear"/>
+          </w:tcPr>
+          <w:p>
+            <w:r/>
+            <w:r>
+              <w:rPr>
+                <w:sz w:val="18"/>
+              </w:rPr>
+              <w:t>LD, FBD, ST</w:t>
+            </w:r>
+          </w:p>
+        </w:tc>
+        <w:tc>
+          <w:tcPr>
+            <w:tcW w:type="dxa" w:w="1871"/>
+            <w:shd w:fill="d4e6f1" w:val="clear"/>
+          </w:tcPr>
+          <w:p>
+            <w:r/>
+            <w:r>
+              <w:rPr>
+                <w:sz w:val="18"/>
+              </w:rPr>
+              <w:t>Узкие задачи управления</w:t>
+            </w:r>
+          </w:p>
+        </w:tc>
+      </w:tr>
+      <w:tr>
+        <w:tc>
+          <w:tcPr>
+            <w:tcW w:type="dxa" w:w="1871"/>
+          </w:tcPr>
+          <w:p>
+            <w:r/>
+            <w:r>
+              <w:rPr>
+                <w:sz w:val="18"/>
+              </w:rPr>
+              <w:t>ОВЕН ПЛК110</w:t>
+            </w:r>
+          </w:p>
+        </w:tc>
+        <w:tc>
+          <w:tcPr>
+            <w:tcW w:type="dxa" w:w="1871"/>
+          </w:tcPr>
+          <w:p>
+            <w:r/>
+            <w:r>
+              <w:rPr>
+                <w:sz w:val="18"/>
+              </w:rPr>
+              <w:t>ОВЕН</w:t>
+            </w:r>
+          </w:p>
+        </w:tc>
+        <w:tc>
+          <w:tcPr>
+            <w:tcW w:type="dxa" w:w="1871"/>
+          </w:tcPr>
+          <w:p>
+            <w:r/>
+            <w:r>
+              <w:rPr>
+                <w:sz w:val="18"/>
+              </w:rPr>
+              <w:t>до 48</w:t>
+            </w:r>
+          </w:p>
+        </w:tc>
+        <w:tc>
+          <w:tcPr>
+            <w:tcW w:type="dxa" w:w="1871"/>
+          </w:tcPr>
+          <w:p>
+            <w:r/>
+            <w:r>
+              <w:rPr>
+                <w:sz w:val="18"/>
+              </w:rPr>
+              <w:t>LD, FBD, ST, SFC</w:t>
+            </w:r>
+          </w:p>
+        </w:tc>
+        <w:tc>
+          <w:tcPr>
+            <w:tcW w:type="dxa" w:w="1871"/>
+          </w:tcPr>
+          <w:p>
+            <w:r/>
+            <w:r>
+              <w:rPr>
+                <w:sz w:val="18"/>
+              </w:rPr>
+              <w:t>Малые объекты ЖКХ</w:t>
+            </w:r>
+          </w:p>
+        </w:tc>
+      </w:tr>
+      <w:tr>
+        <w:tc>
+          <w:tcPr>
+            <w:tcW w:type="dxa" w:w="1871"/>
+            <w:shd w:fill="d4e6f1" w:val="clear"/>
+          </w:tcPr>
+          <w:p>
+            <w:r/>
+            <w:r>
+              <w:rPr>
+                <w:sz w:val="18"/>
+              </w:rPr>
+              <w:t>ECS-700</w:t>
+            </w:r>
+          </w:p>
+        </w:tc>
+        <w:tc>
+          <w:tcPr>
+            <w:tcW w:type="dxa" w:w="1871"/>
+            <w:shd w:fill="d4e6f1" w:val="clear"/>
+          </w:tcPr>
+          <w:p>
+            <w:r/>
+            <w:r>
+              <w:rPr>
+                <w:sz w:val="18"/>
+              </w:rPr>
+              <w:t>Emerson</w:t>
+            </w:r>
+          </w:p>
+        </w:tc>
+        <w:tc>
+          <w:tcPr>
+            <w:tcW w:type="dxa" w:w="1871"/>
+            <w:shd w:fill="d4e6f1" w:val="clear"/>
+          </w:tcPr>
+          <w:p>
+            <w:r/>
+            <w:r>
+              <w:rPr>
+                <w:sz w:val="18"/>
+              </w:rPr>
+              <w:t>до 10 000</w:t>
+            </w:r>
+          </w:p>
+        </w:tc>
+        <w:tc>
+          <w:tcPr>
+            <w:tcW w:type="dxa" w:w="1871"/>
+            <w:shd w:fill="d4e6f1" w:val="clear"/>
+          </w:tcPr>
+          <w:p>
+            <w:r/>
+            <w:r>
+              <w:rPr>
+                <w:sz w:val="18"/>
+              </w:rPr>
+              <w:t>LD, FBD, ST, SFC</w:t>
+            </w:r>
+          </w:p>
+        </w:tc>
+        <w:tc>
+          <w:tcPr>
+            <w:tcW w:type="dxa" w:w="1871"/>
+            <w:shd w:fill="d4e6f1" w:val="clear"/>
+          </w:tcPr>
+          <w:p>
+            <w:r/>
+            <w:r>
+              <w:rPr>
+                <w:sz w:val="18"/>
+              </w:rPr>
+              <w:t>Крупные производства</w:t>
+            </w:r>
+          </w:p>
+        </w:tc>
+      </w:tr>
+    </w:tbl>
+    <w:p/>
+    <w:p>
+      <w:r>
+        <w:rPr>
+          <w:b/>
+          <w:sz w:val="22"/>
+        </w:rPr>
+        <w:t>Таблица 2. Сравнение SCADA-систем</w:t>
+      </w:r>
+    </w:p>
+    <w:tbl>
+      <w:tblPr>
+        <w:tblStyle w:val="TableGrid"/>
+        <w:tblW w:type="auto" w:w="0"/>
+        <w:jc w:val="center"/>
+        <w:tblLook w:firstColumn="1" w:firstRow="1" w:lastColumn="0" w:lastRow="0" w:noHBand="0" w:noVBand="1" w:val="04A0"/>
+      </w:tblPr>
+      <w:tblGrid>
+        <w:gridCol w:w="1871"/>
+        <w:gridCol w:w="1871"/>
+        <w:gridCol w:w="1871"/>
+        <w:gridCol w:w="1871"/>
+        <w:gridCol w:w="1871"/>
+      </w:tblGrid>
+      <w:tr>
+        <w:tc>
+          <w:tcPr>
+            <w:tcW w:type="dxa" w:w="1871"/>
+            <w:shd w:fill="1a5276" w:val="clear"/>
+          </w:tcPr>
+          <w:p>
+            <w:pPr>
+              <w:jc w:val="center"/>
+            </w:pPr>
+            <w:r/>
+            <w:r>
+              <w:rPr>
+                <w:b/>
+                <w:color w:val="FFFFFF"/>
+                <w:sz w:val="18"/>
+              </w:rPr>
+              <w:t>SCADA</w:t>
+            </w:r>
+          </w:p>
+        </w:tc>
+        <w:tc>
+          <w:tcPr>
+            <w:tcW w:type="dxa" w:w="1871"/>
+            <w:shd w:fill="1a5276" w:val="clear"/>
+          </w:tcPr>
+          <w:p>
+            <w:pPr>
+              <w:jc w:val="center"/>
+            </w:pPr>
+            <w:r/>
+            <w:r>
+              <w:rPr>
+                <w:b/>
+                <w:color w:val="FFFFFF"/>
+                <w:sz w:val="18"/>
+              </w:rPr>
+              <w:t>Разработчик</w:t>
+            </w:r>
+          </w:p>
+        </w:tc>
+        <w:tc>
+          <w:tcPr>
+            <w:tcW w:type="dxa" w:w="1871"/>
+            <w:shd w:fill="1a5276" w:val="clear"/>
+          </w:tcPr>
+          <w:p>
+            <w:pPr>
+              <w:jc w:val="center"/>
+            </w:pPr>
+            <w:r/>
+            <w:r>
+              <w:rPr>
+                <w:b/>
+                <w:color w:val="FFFFFF"/>
+                <w:sz w:val="18"/>
+              </w:rPr>
+              <w:t>Макс. тегов</w:t>
+            </w:r>
+          </w:p>
+        </w:tc>
+        <w:tc>
+          <w:tcPr>
+            <w:tcW w:type="dxa" w:w="1871"/>
+            <w:shd w:fill="1a5276" w:val="clear"/>
+          </w:tcPr>
+          <w:p>
+            <w:pPr>
+              <w:jc w:val="center"/>
+            </w:pPr>
+            <w:r/>
+            <w:r>
+              <w:rPr>
+                <w:b/>
+                <w:color w:val="FFFFFF"/>
+                <w:sz w:val="18"/>
+              </w:rPr>
+              <w:t>Протоколы связи</w:t>
+            </w:r>
+          </w:p>
+        </w:tc>
+        <w:tc>
+          <w:tcPr>
+            <w:tcW w:type="dxa" w:w="1871"/>
+            <w:shd w:fill="1a5276" w:val="clear"/>
+          </w:tcPr>
+          <w:p>
+            <w:pPr>
+              <w:jc w:val="center"/>
+            </w:pPr>
+            <w:r/>
+            <w:r>
+              <w:rPr>
+                <w:b/>
+                <w:color w:val="FFFFFF"/>
+                <w:sz w:val="18"/>
+              </w:rPr>
+              <w:t>Стоимость</w:t>
+            </w:r>
+          </w:p>
+        </w:tc>
+      </w:tr>
+      <w:tr>
+        <w:tc>
+          <w:tcPr>
+            <w:tcW w:type="dxa" w:w="1871"/>
+          </w:tcPr>
+          <w:p>
+            <w:r/>
+            <w:r>
+              <w:rPr>
+                <w:sz w:val="18"/>
+              </w:rPr>
+              <w:t>WinCC</w:t>
+            </w:r>
+          </w:p>
+        </w:tc>
+        <w:tc>
+          <w:tcPr>
+            <w:tcW w:type="dxa" w:w="1871"/>
+          </w:tcPr>
+          <w:p>
+            <w:r/>
+            <w:r>
+              <w:rPr>
+                <w:sz w:val="18"/>
+              </w:rPr>
+              <w:t>Siemens</w:t>
+            </w:r>
+          </w:p>
+        </w:tc>
+        <w:tc>
+          <w:tcPr>
+            <w:tcW w:type="dxa" w:w="1871"/>
+          </w:tcPr>
+          <w:p>
+            <w:r/>
+            <w:r>
+              <w:rPr>
+                <w:sz w:val="18"/>
+              </w:rPr>
+              <w:t>65 000</w:t>
+            </w:r>
+          </w:p>
+        </w:tc>
+        <w:tc>
+          <w:tcPr>
+            <w:tcW w:type="dxa" w:w="1871"/>
+          </w:tcPr>
+          <w:p>
+            <w:r/>
+            <w:r>
+              <w:rPr>
+                <w:sz w:val="18"/>
+              </w:rPr>
+              <w:t>OPC, S7, Modbus</w:t>
+            </w:r>
+          </w:p>
+        </w:tc>
+        <w:tc>
+          <w:tcPr>
+            <w:tcW w:type="dxa" w:w="1871"/>
+          </w:tcPr>
+          <w:p>
+            <w:r/>
+            <w:r>
+              <w:rPr>
+                <w:sz w:val="18"/>
+              </w:rPr>
+              <w:t>Высокая</w:t>
+            </w:r>
+          </w:p>
+        </w:tc>
+      </w:tr>
+      <w:tr>
+        <w:tc>
+          <w:tcPr>
+            <w:tcW w:type="dxa" w:w="1871"/>
+            <w:shd w:fill="d4e6f1" w:val="clear"/>
+          </w:tcPr>
+          <w:p>
+            <w:r/>
+            <w:r>
+              <w:rPr>
+                <w:sz w:val="18"/>
+              </w:rPr>
+              <w:t>CitectSCADA</w:t>
+            </w:r>
+          </w:p>
+        </w:tc>
+        <w:tc>
+          <w:tcPr>
+            <w:tcW w:type="dxa" w:w="1871"/>
+            <w:shd w:fill="d4e6f1" w:val="clear"/>
+          </w:tcPr>
+          <w:p>
+            <w:r/>
+            <w:r>
+              <w:rPr>
+                <w:sz w:val="18"/>
+              </w:rPr>
+              <w:t>Schneider Electric</w:t>
+            </w:r>
+          </w:p>
+        </w:tc>
+        <w:tc>
+          <w:tcPr>
+            <w:tcW w:type="dxa" w:w="1871"/>
+            <w:shd w:fill="d4e6f1" w:val="clear"/>
+          </w:tcPr>
+          <w:p>
+            <w:r/>
+            <w:r>
+              <w:rPr>
+                <w:sz w:val="18"/>
+              </w:rPr>
+              <w:t>100 000</w:t>
+            </w:r>
+          </w:p>
+        </w:tc>
+        <w:tc>
+          <w:tcPr>
+            <w:tcW w:type="dxa" w:w="1871"/>
+            <w:shd w:fill="d4e6f1" w:val="clear"/>
+          </w:tcPr>
+          <w:p>
+            <w:r/>
+            <w:r>
+              <w:rPr>
+                <w:sz w:val="18"/>
+              </w:rPr>
+              <w:t>OPC, Modbus, DNP3</w:t>
+            </w:r>
+          </w:p>
+        </w:tc>
+        <w:tc>
+          <w:tcPr>
+            <w:tcW w:type="dxa" w:w="1871"/>
+            <w:shd w:fill="d4e6f1" w:val="clear"/>
+          </w:tcPr>
+          <w:p>
+            <w:r/>
+            <w:r>
+              <w:rPr>
+                <w:sz w:val="18"/>
+              </w:rPr>
+              <w:t>Средняя</w:t>
+            </w:r>
+          </w:p>
+        </w:tc>
+      </w:tr>
+      <w:tr>
+        <w:tc>
+          <w:tcPr>
+            <w:tcW w:type="dxa" w:w="1871"/>
+          </w:tcPr>
+          <w:p>
+            <w:r/>
+            <w:r>
+              <w:rPr>
+                <w:sz w:val="18"/>
+              </w:rPr>
+              <w:t>Trace Mode</w:t>
+            </w:r>
+          </w:p>
+        </w:tc>
+        <w:tc>
+          <w:tcPr>
+            <w:tcW w:type="dxa" w:w="1871"/>
+          </w:tcPr>
+          <w:p>
+            <w:r/>
+            <w:r>
+              <w:rPr>
+                <w:sz w:val="18"/>
+              </w:rPr>
+              <w:t>AdAstra</w:t>
+            </w:r>
+          </w:p>
+        </w:tc>
+        <w:tc>
+          <w:tcPr>
+            <w:tcW w:type="dxa" w:w="1871"/>
+          </w:tcPr>
+          <w:p>
+            <w:r/>
+            <w:r>
+              <w:rPr>
+                <w:sz w:val="18"/>
+              </w:rPr>
+              <w:t>64 000</w:t>
+            </w:r>
+          </w:p>
+        </w:tc>
+        <w:tc>
+          <w:tcPr>
+            <w:tcW w:type="dxa" w:w="1871"/>
+          </w:tcPr>
+          <w:p>
+            <w:r/>
+            <w:r>
+              <w:rPr>
+                <w:sz w:val="18"/>
+              </w:rPr>
+              <w:t>OPC, Modbus, МЭК 60870</w:t>
+            </w:r>
+          </w:p>
+        </w:tc>
+        <w:tc>
+          <w:tcPr>
+            <w:tcW w:type="dxa" w:w="1871"/>
+          </w:tcPr>
+          <w:p>
+            <w:r/>
+            <w:r>
+              <w:rPr>
+                <w:sz w:val="18"/>
+              </w:rPr>
+              <w:t>Средняя</w:t>
+            </w:r>
+          </w:p>
+        </w:tc>
+      </w:tr>
+      <w:tr>
+        <w:tc>
+          <w:tcPr>
+            <w:tcW w:type="dxa" w:w="1871"/>
+            <w:shd w:fill="d4e6f1" w:val="clear"/>
+          </w:tcPr>
+          <w:p>
+            <w:r/>
+            <w:r>
+              <w:rPr>
+                <w:sz w:val="18"/>
+              </w:rPr>
+              <w:t>Ignition</w:t>
+            </w:r>
+          </w:p>
+        </w:tc>
+        <w:tc>
+          <w:tcPr>
+            <w:tcW w:type="dxa" w:w="1871"/>
+            <w:shd w:fill="d4e6f1" w:val="clear"/>
+          </w:tcPr>
+          <w:p>
+            <w:r/>
+            <w:r>
+              <w:rPr>
+                <w:sz w:val="18"/>
+              </w:rPr>
+              <w:t>Inductive Automation</w:t>
+            </w:r>
+          </w:p>
+        </w:tc>
+        <w:tc>
+          <w:tcPr>
+            <w:tcW w:type="dxa" w:w="1871"/>
+            <w:shd w:fill="d4e6f1" w:val="clear"/>
+          </w:tcPr>
+          <w:p>
+            <w:r/>
+            <w:r>
+              <w:rPr>
+                <w:sz w:val="18"/>
+              </w:rPr>
+              <w:t>Без ограничений</w:t>
+            </w:r>
+          </w:p>
+        </w:tc>
+        <w:tc>
+          <w:tcPr>
+            <w:tcW w:type="dxa" w:w="1871"/>
+            <w:shd w:fill="d4e6f1" w:val="clear"/>
+          </w:tcPr>
+          <w:p>
+            <w:r/>
+            <w:r>
+              <w:rPr>
+                <w:sz w:val="18"/>
+              </w:rPr>
+              <w:t>OPC UA, Modbus, MQTT</w:t>
+            </w:r>
+          </w:p>
+        </w:tc>
+        <w:tc>
+          <w:tcPr>
+            <w:tcW w:type="dxa" w:w="1871"/>
+            <w:shd w:fill="d4e6f1" w:val="clear"/>
+          </w:tcPr>
+          <w:p>
+            <w:r/>
+            <w:r>
+              <w:rPr>
+                <w:sz w:val="18"/>
+              </w:rPr>
+              <w:t>Средняя</w:t>
+            </w:r>
+          </w:p>
+        </w:tc>
+      </w:tr>
+      <w:tr>
+        <w:tc>
+          <w:tcPr>
+            <w:tcW w:type="dxa" w:w="1871"/>
+          </w:tcPr>
+          <w:p>
+            <w:r/>
+            <w:r>
+              <w:rPr>
+                <w:sz w:val="18"/>
+              </w:rPr>
+              <w:t>Master SCADA</w:t>
+            </w:r>
+          </w:p>
+        </w:tc>
+        <w:tc>
+          <w:tcPr>
+            <w:tcW w:type="dxa" w:w="1871"/>
+          </w:tcPr>
+          <w:p>
+            <w:r/>
+            <w:r>
+              <w:rPr>
+                <w:sz w:val="18"/>
+              </w:rPr>
+              <w:t>ИнСАТ</w:t>
+            </w:r>
+          </w:p>
+        </w:tc>
+        <w:tc>
+          <w:tcPr>
+            <w:tcW w:type="dxa" w:w="1871"/>
+          </w:tcPr>
+          <w:p>
+            <w:r/>
+            <w:r>
+              <w:rPr>
+                <w:sz w:val="18"/>
+              </w:rPr>
+              <w:t>32 000</w:t>
+            </w:r>
+          </w:p>
+        </w:tc>
+        <w:tc>
+          <w:tcPr>
+            <w:tcW w:type="dxa" w:w="1871"/>
+          </w:tcPr>
+          <w:p>
+            <w:r/>
+            <w:r>
+              <w:rPr>
+                <w:sz w:val="18"/>
+              </w:rPr>
+              <w:t>OPC, Modbus</w:t>
+            </w:r>
+          </w:p>
+        </w:tc>
+        <w:tc>
+          <w:tcPr>
+            <w:tcW w:type="dxa" w:w="1871"/>
+          </w:tcPr>
+          <w:p>
+            <w:r/>
+            <w:r>
+              <w:rPr>
+                <w:sz w:val="18"/>
+              </w:rPr>
+              <w:t>Низкая</w:t>
+            </w:r>
+          </w:p>
+        </w:tc>
+      </w:tr>
+    </w:tbl>
+    <w:p/>
+    <w:p>
+      <w:pPr>
+        <w:jc w:val="center"/>
+      </w:pPr>
+      <w:r>
+        <w:rPr>
+          <w:b/>
+          <w:sz w:val="20"/>
+        </w:rPr>
+        <w:t>Рисунок 1. Компоненты АСУ ТП на базе ПЛК и SCADA</w:t>
+      </w:r>
+    </w:p>
+    <w:p>
+      <w:pPr>
+        <w:jc w:val="center"/>
+      </w:pPr>
+      <w:r>
+        <w:drawing>
+          <wp:inline xmlns:a="http://schemas.openxmlformats.org/drawingml/2006/main" xmlns:pic="http://schemas.openxmlformats.org/drawingml/2006/picture">
+            <wp:extent cx="5029200" cy="4823927"/>
+            <wp:docPr id="1" name="Picture 1"/>
+            <wp:cNvGraphicFramePr>
+              <a:graphicFrameLocks noChangeAspect="1"/>
+            </wp:cNvGraphicFramePr>
+            <a:graphic>
+              <a:graphicData uri="http://schemas.openxmlformats.org/drawingml/2006/picture">
+                <pic:pic>
+                  <pic:nvPicPr>
+                    <pic:cNvPr id="0" name="pp_op08.png"/>
+                    <pic:cNvPicPr/>
+                  </pic:nvPicPr>
+                  <pic:blipFill>
+                    <a:blip r:embed="rId9"/>
+                    <a:stretch>
+                      <a:fillRect/>
+                    </a:stretch>
+                  </pic:blipFill>
+                  <pic:spPr>
+                    <a:xfrm>
+                      <a:off x="0" y="0"/>
+                      <a:ext cx="5029200" cy="4823927"/>
+                    </a:xfrm>
+                    <a:prstGeom prst="rect"/>
+                  </pic:spPr>
+                </pic:pic>
+              </a:graphicData>
+            </a:graphic>
+          </wp:inline>
+        </w:drawing>
       </w:r>
     </w:p>
     <w:p>
